--- a/guess-what/unit-1-in-the-garden/worksheets/worksheet-B.docx
+++ b/guess-what/unit-1-in-the-garden/worksheets/worksheet-B.docx
@@ -156,7 +156,7 @@
           <w:i w:val="0"/>
           <w:sz w:val="22"/>
         </w:rPr>
-        <w:t xml:space="preserve">  We have a class tortoise. (</w:t>
+        <w:t xml:space="preserve">  We have a class turtle. (</w:t>
       </w:r>
       <w:r>
         <w:rPr>
@@ -192,7 +192,7 @@
           <w:i w:val="0"/>
           <w:sz w:val="22"/>
         </w:rPr>
-        <w:t>) tortoise is orange.</w:t>
+        <w:t>) turtle is orange.</w:t>
       </w:r>
     </w:p>
     <w:p>
@@ -333,7 +333,7 @@
           <w:i w:val="0"/>
           <w:sz w:val="22"/>
         </w:rPr>
-        <w:t xml:space="preserve">  I have a tortoise. (</w:t>
+        <w:t xml:space="preserve">  I have a turtle. (</w:t>
       </w:r>
       <w:r>
         <w:rPr>
@@ -369,7 +369,7 @@
           <w:i w:val="0"/>
           <w:sz w:val="22"/>
         </w:rPr>
-        <w:t>) tortoise is old.</w:t>
+        <w:t>) turtle is old.</w:t>
       </w:r>
     </w:p>
     <w:p>
@@ -869,7 +869,7 @@
           <w:i w:val="0"/>
           <w:sz w:val="22"/>
         </w:rPr>
-        <w:t xml:space="preserve">  __________ that? — It's a tortoise.</w:t>
+        <w:t xml:space="preserve">  __________ that? — It's a turtle.</w:t>
       </w:r>
     </w:p>
     <w:p>
@@ -1194,7 +1194,7 @@
                 <w:i w:val="0"/>
                 <w:sz w:val="22"/>
               </w:rPr>
-              <w:t>Her pet is a tortoise. It is old and green. Its name is Slowly.</w:t>
+              <w:t>Her pet is a turtle. It is old and green. Its name is Slowly.</w:t>
             </w:r>
           </w:p>
           <w:p>
@@ -1270,7 +1270,7 @@
           <w:i w:val="0"/>
           <w:sz w:val="22"/>
         </w:rPr>
-        <w:t xml:space="preserve">  What colour is her tortoise?</w:t>
+        <w:t xml:space="preserve">  What color is her turtle?</w:t>
       </w:r>
     </w:p>
     <w:p>
@@ -1301,7 +1301,7 @@
           <w:i w:val="0"/>
           <w:sz w:val="22"/>
         </w:rPr>
-        <w:t xml:space="preserve">  What colour is her brother's rabbit?</w:t>
+        <w:t xml:space="preserve">  What color is her brother's rabbit?</w:t>
       </w:r>
     </w:p>
     <w:p>
